--- a/Notes.docx
+++ b/Notes.docx
@@ -82,10 +82,27 @@
         <w:t xml:space="preserve">: </w:t>
       </w:r>
       <w:r>
+        <w:t xml:space="preserve">       </w:t>
+      </w:r>
+      <w:proofErr w:type="spellStart"/>
+      <w:r>
         <w:rPr>
           <w:color w:val="FF0000"/>
         </w:rPr>
-        <w:t xml:space="preserve">py-3 -m </w:t>
+        <w:t>py</w:t>
+      </w:r>
+      <w:proofErr w:type="spellEnd"/>
+      <w:r>
+        <w:rPr>
+          <w:color w:val="FF0000"/>
+        </w:rPr>
+        <w:t xml:space="preserve"> </w:t>
+      </w:r>
+      <w:r>
+        <w:rPr>
+          <w:color w:val="FF0000"/>
+        </w:rPr>
+        <w:t xml:space="preserve">-3 -m </w:t>
       </w:r>
       <w:proofErr w:type="spellStart"/>
       <w:r>
@@ -105,9 +122,14 @@
       <w:r>
         <w:rPr>
           <w:color w:val="FF0000"/>
-          <w:u w:val="single"/>
         </w:rPr>
         <w:t>myven</w:t>
+      </w:r>
+      <w:r>
+        <w:rPr>
+          <w:color w:val="FF0000"/>
+        </w:rPr>
+        <w:t>v</w:t>
       </w:r>
       <w:proofErr w:type="spellEnd"/>
       <w:r>
@@ -120,6 +142,13 @@
       <w:r>
         <w:rPr>
           <w:color w:val="FF0000"/>
+          <w:u w:val="single"/>
+        </w:rPr>
+        <w:br/>
+      </w:r>
+      <w:r>
+        <w:rPr>
+          <w:color w:val="FF0000"/>
         </w:rPr>
         <w:t>(Note: Underlined can be changed according to requirements)</w:t>
       </w:r>
@@ -130,7 +159,13 @@
         <w:t>2. Activate the virtual environment</w:t>
       </w:r>
       <w:r>
-        <w:t xml:space="preserve">: </w:t>
+        <w:t>:</w:t>
+      </w:r>
+      <w:r>
+        <w:t xml:space="preserve">                      </w:t>
+      </w:r>
+      <w:r>
+        <w:t xml:space="preserve"> </w:t>
       </w:r>
       <w:proofErr w:type="spellStart"/>
       <w:r>
@@ -181,8 +216,589 @@
         </w:rPr>
         <w:t>(Note: Underlined can be changed according to requirements)</w:t>
       </w:r>
-      <w:r>
-        <w:br/>
+    </w:p>
+    <w:p>
+      <w:pPr>
+        <w:pStyle w:val="ListParagraph"/>
+      </w:pPr>
+    </w:p>
+    <w:p>
+      <w:pPr>
+        <w:pStyle w:val="ListParagraph"/>
+        <w:numPr>
+          <w:ilvl w:val="0"/>
+          <w:numId w:val="1"/>
+        </w:numPr>
+      </w:pPr>
+      <w:r>
+        <w:t>To “commit” always put a message in there (don’t leave blank)</w:t>
+      </w:r>
+    </w:p>
+    <w:p>
+      <w:pPr>
+        <w:pStyle w:val="ListParagraph"/>
+        <w:numPr>
+          <w:ilvl w:val="0"/>
+          <w:numId w:val="1"/>
+        </w:numPr>
+      </w:pPr>
+      <w:r>
+        <w:t>In python, you can do 10_00_00 instead of 10,00,00 (</w:t>
+      </w:r>
+      <w:proofErr w:type="gramStart"/>
+      <w:r>
+        <w:t>because ,</w:t>
+      </w:r>
+      <w:proofErr w:type="gramEnd"/>
+      <w:r>
+        <w:t xml:space="preserve"> means something else) for numbers</w:t>
+      </w:r>
+    </w:p>
+    <w:p>
+      <w:pPr>
+        <w:pStyle w:val="ListParagraph"/>
+      </w:pPr>
+    </w:p>
+    <w:p>
+      <w:pPr>
+        <w:pStyle w:val="ListParagraph"/>
+        <w:numPr>
+          <w:ilvl w:val="0"/>
+          <w:numId w:val="1"/>
+        </w:numPr>
+      </w:pPr>
+      <w:r>
+        <w:t>‘r’ for read file, ‘w’ for write file and ‘a’ for append file</w:t>
+      </w:r>
+      <w:r>
+        <w:t>. Write overwrites the existing file whereas append adds additional code at the bottom.</w:t>
+      </w:r>
+    </w:p>
+    <w:p>
+      <w:pPr>
+        <w:pStyle w:val="ListParagraph"/>
+        <w:numPr>
+          <w:ilvl w:val="0"/>
+          <w:numId w:val="1"/>
+        </w:numPr>
+      </w:pPr>
+      <w:r>
+        <w:t>For Object, there are attributes and methods. Attributes are string</w:t>
+      </w:r>
+      <w:r>
+        <w:t xml:space="preserve"> (capitalize)</w:t>
+      </w:r>
+      <w:r>
+        <w:t>, integers</w:t>
+      </w:r>
+      <w:r>
+        <w:t xml:space="preserve"> (1,2,3)</w:t>
+      </w:r>
+      <w:r>
+        <w:t xml:space="preserve">, lists, dictionaries etc. </w:t>
+      </w:r>
+      <w:r>
+        <w:t>methods belong to attributes</w:t>
+      </w:r>
+    </w:p>
+    <w:p>
+      <w:pPr>
+        <w:pStyle w:val="ListParagraph"/>
+        <w:numPr>
+          <w:ilvl w:val="0"/>
+          <w:numId w:val="1"/>
+        </w:numPr>
+      </w:pPr>
+      <w:r>
+        <w:t>\n is concatenate, it is used for new line</w:t>
+      </w:r>
+    </w:p>
+    <w:p>
+      <w:pPr>
+        <w:pStyle w:val="ListParagraph"/>
+      </w:pPr>
+    </w:p>
+    <w:p>
+      <w:pPr>
+        <w:pStyle w:val="ListParagraph"/>
+        <w:numPr>
+          <w:ilvl w:val="0"/>
+          <w:numId w:val="1"/>
+        </w:numPr>
+      </w:pPr>
+      <w:r>
+        <w:t xml:space="preserve">Lists are 0 based elements if List1 = [a, b, c, d] and we want to use ‘c’ </w:t>
+      </w:r>
+      <w:proofErr w:type="spellStart"/>
+      <w:r>
+        <w:t>myvalue</w:t>
+      </w:r>
+      <w:proofErr w:type="spellEnd"/>
+      <w:r>
+        <w:t xml:space="preserve"> = List1 [2]</w:t>
+      </w:r>
+      <w:r>
+        <w:t xml:space="preserve"> </w:t>
+      </w:r>
+    </w:p>
+    <w:p>
+      <w:pPr>
+        <w:pStyle w:val="ListParagraph"/>
+        <w:numPr>
+          <w:ilvl w:val="0"/>
+          <w:numId w:val="1"/>
+        </w:numPr>
+      </w:pPr>
+      <w:r>
+        <w:t xml:space="preserve">For dictionaries: </w:t>
+      </w:r>
+      <w:proofErr w:type="spellStart"/>
+      <w:r>
+        <w:t>mydict</w:t>
+      </w:r>
+      <w:proofErr w:type="spellEnd"/>
+      <w:r>
+        <w:t xml:space="preserve"> = {</w:t>
+      </w:r>
+      <w:proofErr w:type="spellStart"/>
+      <w:r>
+        <w:t>key:value</w:t>
+      </w:r>
+      <w:proofErr w:type="spellEnd"/>
+      <w:r>
+        <w:t>}</w:t>
+      </w:r>
+    </w:p>
+    <w:p>
+      <w:pPr>
+        <w:pStyle w:val="ListParagraph"/>
+        <w:numPr>
+          <w:ilvl w:val="0"/>
+          <w:numId w:val="1"/>
+        </w:numPr>
+      </w:pPr>
+      <w:proofErr w:type="spellStart"/>
+      <w:r>
+        <w:t>Myvalue</w:t>
+      </w:r>
+      <w:proofErr w:type="spellEnd"/>
+      <w:r>
+        <w:t xml:space="preserve"> = </w:t>
+      </w:r>
+      <w:proofErr w:type="spellStart"/>
+      <w:r>
+        <w:t>mydict</w:t>
+      </w:r>
+      <w:proofErr w:type="spellEnd"/>
+      <w:r>
+        <w:t>[key]</w:t>
+      </w:r>
+    </w:p>
+    <w:p>
+      <w:pPr>
+        <w:pStyle w:val="ListParagraph"/>
+        <w:numPr>
+          <w:ilvl w:val="0"/>
+          <w:numId w:val="1"/>
+        </w:numPr>
+      </w:pPr>
+      <w:r>
+        <w:t>List use index value and dictionaries use key valu</w:t>
+      </w:r>
+      <w:r>
+        <w:t>e</w:t>
+      </w:r>
+    </w:p>
+    <w:p>
+      <w:pPr>
+        <w:pStyle w:val="ListParagraph"/>
+        <w:numPr>
+          <w:ilvl w:val="0"/>
+          <w:numId w:val="1"/>
+        </w:numPr>
+      </w:pPr>
+      <w:r>
+        <w:t xml:space="preserve">In </w:t>
+      </w:r>
+      <w:proofErr w:type="spellStart"/>
+      <w:r>
+        <w:t>dictionaires</w:t>
+      </w:r>
+      <w:proofErr w:type="spellEnd"/>
+      <w:r>
+        <w:t xml:space="preserve"> key is always string</w:t>
+      </w:r>
+    </w:p>
+    <w:p>
+      <w:pPr>
+        <w:pStyle w:val="ListParagraph"/>
+        <w:numPr>
+          <w:ilvl w:val="0"/>
+          <w:numId w:val="1"/>
+        </w:numPr>
+      </w:pPr>
+      <w:r>
+        <w:t>{'Chris':'555−1111',</w:t>
+      </w:r>
+    </w:p>
+    <w:p>
+      <w:pPr>
+        <w:pStyle w:val="ListParagraph"/>
+        <w:numPr>
+          <w:ilvl w:val="0"/>
+          <w:numId w:val="1"/>
+        </w:numPr>
+      </w:pPr>
+      <w:r>
+        <w:t xml:space="preserve">             'Katie':'555−2222',</w:t>
+      </w:r>
+    </w:p>
+    <w:p>
+      <w:pPr>
+        <w:pStyle w:val="ListParagraph"/>
+        <w:numPr>
+          <w:ilvl w:val="0"/>
+          <w:numId w:val="1"/>
+        </w:numPr>
+      </w:pPr>
+      <w:r>
+        <w:t xml:space="preserve">             'Joanne':'555−3333'}</w:t>
+      </w:r>
+    </w:p>
+    <w:p>
+      <w:pPr>
+        <w:pStyle w:val="ListParagraph"/>
+        <w:numPr>
+          <w:ilvl w:val="0"/>
+          <w:numId w:val="1"/>
+        </w:numPr>
+      </w:pPr>
+      <w:r>
+        <w:t>Note: Names are Key and 555-2222 is value.</w:t>
+      </w:r>
+    </w:p>
+    <w:p>
+      <w:pPr>
+        <w:pStyle w:val="ListParagraph"/>
+        <w:numPr>
+          <w:ilvl w:val="0"/>
+          <w:numId w:val="1"/>
+        </w:numPr>
+      </w:pPr>
+      <w:r>
+        <w:t>{} is empty dictionary</w:t>
+      </w:r>
+    </w:p>
+    <w:p>
+      <w:pPr>
+        <w:pStyle w:val="ListParagraph"/>
+        <w:numPr>
+          <w:ilvl w:val="0"/>
+          <w:numId w:val="1"/>
+        </w:numPr>
+      </w:pPr>
+      <w:r>
+        <w:t>If you see key error, it did not find something associated with that key</w:t>
+      </w:r>
+      <w:r>
+        <w:t>, so we use if statement</w:t>
+      </w:r>
+      <w:r>
+        <w:t>(if statement always look for the key not value)</w:t>
+      </w:r>
+    </w:p>
+    <w:p>
+      <w:pPr>
+        <w:pStyle w:val="ListParagraph"/>
+        <w:numPr>
+          <w:ilvl w:val="0"/>
+          <w:numId w:val="1"/>
+        </w:numPr>
+      </w:pPr>
+      <w:r>
+        <w:t xml:space="preserve">In Output (Chris, 61882) i.e. is a </w:t>
+      </w:r>
+      <w:proofErr w:type="spellStart"/>
+      <w:r>
+        <w:t>tupel</w:t>
+      </w:r>
+      <w:proofErr w:type="spellEnd"/>
+      <w:r>
+        <w:t>. Anything with a bracket in output</w:t>
+      </w:r>
+    </w:p>
+    <w:p>
+      <w:pPr>
+        <w:pStyle w:val="ListParagraph"/>
+        <w:numPr>
+          <w:ilvl w:val="0"/>
+          <w:numId w:val="1"/>
+        </w:numPr>
+      </w:pPr>
+      <w:r>
+        <w:t>For Get method we use parathesis but for traditional method (if, else) we use square brackets</w:t>
+      </w:r>
+    </w:p>
+    <w:p>
+      <w:pPr>
+        <w:pStyle w:val="ListParagraph"/>
+        <w:numPr>
+          <w:ilvl w:val="0"/>
+          <w:numId w:val="1"/>
+        </w:numPr>
+      </w:pPr>
+      <w:r>
+        <w:t xml:space="preserve">Randomness does not work properly in </w:t>
+      </w:r>
+      <w:proofErr w:type="gramStart"/>
+      <w:r>
+        <w:t>dictionaries,</w:t>
+      </w:r>
+      <w:proofErr w:type="gramEnd"/>
+      <w:r>
+        <w:t xml:space="preserve"> it only takes out the last part of the bunch</w:t>
+      </w:r>
+    </w:p>
+    <w:p>
+      <w:pPr>
+        <w:pStyle w:val="ListParagraph"/>
+      </w:pPr>
+    </w:p>
+    <w:p>
+      <w:pPr>
+        <w:pStyle w:val="ListParagraph"/>
+        <w:numPr>
+          <w:ilvl w:val="0"/>
+          <w:numId w:val="1"/>
+        </w:numPr>
+      </w:pPr>
+      <w:r>
+        <w:t xml:space="preserve">Class has </w:t>
+      </w:r>
+      <w:r>
+        <w:rPr>
+          <w:color w:val="FF0000"/>
+        </w:rPr>
+        <w:t xml:space="preserve">Attributes </w:t>
+      </w:r>
+      <w:r>
+        <w:t>&amp;</w:t>
+      </w:r>
+      <w:r>
+        <w:rPr>
+          <w:color w:val="FF0000"/>
+        </w:rPr>
+        <w:t xml:space="preserve"> Methods(functions)</w:t>
+      </w:r>
+    </w:p>
+    <w:p>
+      <w:pPr>
+        <w:pStyle w:val="ListParagraph"/>
+        <w:numPr>
+          <w:ilvl w:val="0"/>
+          <w:numId w:val="1"/>
+        </w:numPr>
+      </w:pPr>
+      <w:r>
+        <w:t>Everything in Python is an object (so objects have attributes and methods)</w:t>
+      </w:r>
+    </w:p>
+    <w:p>
+      <w:pPr>
+        <w:pStyle w:val="ListParagraph"/>
+        <w:numPr>
+          <w:ilvl w:val="0"/>
+          <w:numId w:val="1"/>
+        </w:numPr>
+      </w:pPr>
+      <w:r>
+        <w:t>Objects are generic and instances are specific (Weapon is object, AK47 is an instance)</w:t>
+      </w:r>
+    </w:p>
+    <w:p>
+      <w:pPr>
+        <w:pStyle w:val="ListParagraph"/>
+        <w:numPr>
+          <w:ilvl w:val="0"/>
+          <w:numId w:val="1"/>
+        </w:numPr>
+      </w:pPr>
+      <w:r>
+        <w:t>Data hiding is we don’t want users to do anything to our code, we need validation for them (for our safety)</w:t>
+      </w:r>
+    </w:p>
+    <w:p>
+      <w:pPr>
+        <w:pStyle w:val="ListParagraph"/>
+        <w:numPr>
+          <w:ilvl w:val="0"/>
+          <w:numId w:val="1"/>
+        </w:numPr>
+      </w:pPr>
+      <w:proofErr w:type="spellStart"/>
+      <w:r>
+        <w:lastRenderedPageBreak/>
+        <w:t>Self parameter</w:t>
+      </w:r>
+      <w:proofErr w:type="spellEnd"/>
+      <w:r>
+        <w:t xml:space="preserve"> controls how instances </w:t>
+      </w:r>
+      <w:proofErr w:type="gramStart"/>
+      <w:r>
+        <w:t>interacts</w:t>
+      </w:r>
+      <w:proofErr w:type="gramEnd"/>
+      <w:r>
+        <w:t xml:space="preserve"> with class</w:t>
+      </w:r>
+    </w:p>
+    <w:p>
+      <w:pPr>
+        <w:pStyle w:val="ListParagraph"/>
+        <w:numPr>
+          <w:ilvl w:val="0"/>
+          <w:numId w:val="1"/>
+        </w:numPr>
+      </w:pPr>
+      <w:r>
+        <w:t>First method in class is always (</w:t>
+      </w:r>
+      <w:proofErr w:type="spellStart"/>
+      <w:r>
+        <w:t>init</w:t>
+      </w:r>
+      <w:proofErr w:type="spellEnd"/>
+      <w:r>
+        <w:t>) is like initiate</w:t>
+      </w:r>
+    </w:p>
+    <w:p>
+      <w:pPr>
+        <w:pStyle w:val="ListParagraph"/>
+        <w:numPr>
+          <w:ilvl w:val="0"/>
+          <w:numId w:val="1"/>
+        </w:numPr>
+      </w:pPr>
+      <w:r>
+        <w:t>Toss method is called mutator or set method (changing or setting value)</w:t>
+      </w:r>
+    </w:p>
+    <w:p>
+      <w:pPr>
+        <w:pStyle w:val="ListParagraph"/>
+        <w:numPr>
+          <w:ilvl w:val="0"/>
+          <w:numId w:val="1"/>
+        </w:numPr>
+      </w:pPr>
+      <w:r>
+        <w:t>We import not name of the Class but name of the File i.e. (not Coin, but Coin.py)</w:t>
+      </w:r>
+    </w:p>
+    <w:p>
+      <w:pPr>
+        <w:pStyle w:val="ListParagraph"/>
+        <w:numPr>
+          <w:ilvl w:val="0"/>
+          <w:numId w:val="1"/>
+        </w:numPr>
+      </w:pPr>
+      <w:r>
+        <w:t>For hiding put __ (underscore twice) so python will understand</w:t>
+      </w:r>
+    </w:p>
+    <w:p>
+      <w:pPr>
+        <w:pStyle w:val="ListParagraph"/>
+        <w:numPr>
+          <w:ilvl w:val="0"/>
+          <w:numId w:val="1"/>
+        </w:numPr>
+      </w:pPr>
+      <w:r>
+        <w:t>Accessor method is a “get” method and mutator method is a “set” method</w:t>
+      </w:r>
+    </w:p>
+    <w:p>
+      <w:pPr>
+        <w:pStyle w:val="ListParagraph"/>
+      </w:pPr>
+    </w:p>
+    <w:p>
+      <w:pPr>
+        <w:pStyle w:val="ListParagraph"/>
+      </w:pPr>
+    </w:p>
+    <w:p>
+      <w:pPr>
+        <w:pStyle w:val="ListParagraph"/>
+        <w:numPr>
+          <w:ilvl w:val="0"/>
+          <w:numId w:val="1"/>
+        </w:numPr>
+      </w:pPr>
+      <w:r>
+        <w:t>In matplotlib the x axis gives dates even if you don’t ask for anything</w:t>
+      </w:r>
+    </w:p>
+    <w:p>
+      <w:pPr>
+        <w:pStyle w:val="ListParagraph"/>
+        <w:numPr>
+          <w:ilvl w:val="0"/>
+          <w:numId w:val="1"/>
+        </w:numPr>
+        <w:rPr>
+          <w:color w:val="FF0000"/>
+        </w:rPr>
+      </w:pPr>
+      <w:proofErr w:type="spellStart"/>
+      <w:r>
+        <w:rPr>
+          <w:color w:val="FF0000"/>
+        </w:rPr>
+        <w:t>ValueError</w:t>
+      </w:r>
+      <w:proofErr w:type="spellEnd"/>
+      <w:r>
+        <w:rPr>
+          <w:color w:val="FF0000"/>
+        </w:rPr>
+        <w:t xml:space="preserve">: invalid literal for int() with base 10: '' </w:t>
+      </w:r>
+      <w:r>
+        <w:rPr>
+          <w:color w:val="FF0000"/>
+        </w:rPr>
+        <w:t xml:space="preserve"> </w:t>
+      </w:r>
+      <w:r>
+        <w:t>null value since there is problem in dat</w:t>
+      </w:r>
+      <w:r>
+        <w:t>a</w:t>
+      </w:r>
+    </w:p>
+    <w:p>
+      <w:pPr>
+        <w:pStyle w:val="ListParagraph"/>
+        <w:rPr>
+          <w:color w:val="FF0000"/>
+        </w:rPr>
+      </w:pPr>
+    </w:p>
+    <w:p>
+      <w:pPr>
+        <w:pStyle w:val="ListParagraph"/>
+        <w:numPr>
+          <w:ilvl w:val="0"/>
+          <w:numId w:val="1"/>
+        </w:numPr>
+      </w:pPr>
+      <w:r>
+        <w:t>List comprehension has 3 parts: expression, iteration, condition)</w:t>
       </w:r>
     </w:p>
     <w:sectPr>
